--- a/apps/bullyproof/docs/handover/Bullyproof-SOW-Completion-Register-FINAL.docx
+++ b/apps/bullyproof/docs/handover/Bullyproof-SOW-Completion-Register-FINAL.docx
@@ -4902,7 +4902,7 @@
           <w:sz w:val="21"/>
           <w:szCs w:val="21"/>
         </w:rPr>
-        <w:t>Also found and fixed during completion UAT, at no cost: user-table column sorting across pages (28), a fault that blocked creating platform-scoped users, and a welcome-tutorial redirect loop when impersonating a school user.</w:t>
+        <w:t>Also found and fixed during completion UAT, at no cost: user-table column sorting across pages (28), a fault that blocked creating platform-scoped users, and a welcome-tutorial redirect loop when impersonating a school user. Beyond the defects, the minor text and usability asks from your 22 June document have been applied at no charge as promised: only the highest access level shows per user, the sidebar screen tips use your wording, the Teach Lessons page and lesson-wizard copy follow your notes (including removal of the step numbers, search bar, Show completed and Help), the feedback form carries the mandatory-rating note, and the school portal filters read All Access Levels.</w:t>
       </w:r>
       <w:r>
         <w:rPr>

--- a/apps/bullyproof/docs/handover/Bullyproof-SOW-Completion-Register-FINAL.docx
+++ b/apps/bullyproof/docs/handover/Bullyproof-SOW-Completion-Register-FINAL.docx
@@ -4794,7 +4794,7 @@
           <w:sz w:val="21"/>
           <w:szCs w:val="21"/>
         </w:rPr>
-        <w:t>School Address &amp; Email Domain not saving on edit (39): the persistence chain was verified intact and the behaviour confirmed resolved on regression.</w:t>
+        <w:t>School Address &amp; Email Domain not saving on edit (39): reproduced, root-caused and fixed. The save always persisted; the admin school drawer then failed to display the saved values, which reads as a failed save. The display fault is fixed and the exact flow verified: edit, save, reload, values shown.</w:t>
       </w:r>
       <w:r>
         <w:rPr>

--- a/apps/bullyproof/docs/handover/Bullyproof-SOW-Completion-Register-FINAL.docx
+++ b/apps/bullyproof/docs/handover/Bullyproof-SOW-Completion-Register-FINAL.docx
@@ -2,6 +2,52 @@
 <file path=word/document.xml><?xml version="1.0" encoding="utf-8"?>
 <w:document xmlns:wpc="http://schemas.microsoft.com/office/word/2010/wordprocessingCanvas" xmlns:mc="http://schemas.openxmlformats.org/markup-compatibility/2006" xmlns:o="urn:schemas-microsoft-com:office:office" xmlns:r="http://schemas.openxmlformats.org/officeDocument/2006/relationships" xmlns:m="http://schemas.openxmlformats.org/officeDocument/2006/math" xmlns:v="urn:schemas-microsoft-com:vml" xmlns:wp14="http://schemas.microsoft.com/office/word/2010/wordprocessingDrawing" xmlns:wp="http://schemas.openxmlformats.org/drawingml/2006/wordprocessingDrawing" xmlns:w10="urn:schemas-microsoft-com:office:word" xmlns:w="http://schemas.openxmlformats.org/wordprocessingml/2006/main" xmlns:w14="http://schemas.microsoft.com/office/word/2010/wordml" xmlns:w15="http://schemas.microsoft.com/office/word/2012/wordml" xmlns:wpg="http://schemas.microsoft.com/office/word/2010/wordprocessingGroup" xmlns:wpi="http://schemas.microsoft.com/office/word/2010/wordprocessingInk" xmlns:wne="http://schemas.microsoft.com/office/word/2006/wordml" xmlns:wps="http://schemas.microsoft.com/office/word/2010/wordprocessingShape" xmlns:cx="http://schemas.microsoft.com/office/drawing/2014/chartex" xmlns:cx1="http://schemas.microsoft.com/office/drawing/2015/9/8/chartex" xmlns:cx2="http://schemas.microsoft.com/office/drawing/2015/10/21/chartex" xmlns:cx3="http://schemas.microsoft.com/office/drawing/2016/5/9/chartex" xmlns:cx4="http://schemas.microsoft.com/office/drawing/2016/5/10/chartex" xmlns:cx5="http://schemas.microsoft.com/office/drawing/2016/5/11/chartex" xmlns:cx6="http://schemas.microsoft.com/office/drawing/2016/5/12/chartex" xmlns:cx7="http://schemas.microsoft.com/office/drawing/2016/5/13/chartex" xmlns:cx8="http://schemas.microsoft.com/office/drawing/2016/5/14/chartex" xmlns:aink="http://schemas.microsoft.com/office/drawing/2016/ink" xmlns:am3d="http://schemas.microsoft.com/office/drawing/2017/model3d" xmlns:w16cex="http://schemas.microsoft.com/office/word/2018/wordml/cex" xmlns:w16cid="http://schemas.microsoft.com/office/word/2016/wordml/cid" xmlns:w16="http://schemas.microsoft.com/office/word/2018/wordml" xmlns:w16sdtdh="http://schemas.microsoft.com/office/word/2020/wordml/sdtdatahash" xmlns:w16se="http://schemas.microsoft.com/office/word/2015/wordml/symex" mc:Ignorable="w14 w15 wp14">
   <w:body>
+    <w:p>
+      <w:r>
+        <w:drawing>
+          <wp:anchor distT="0" distB="0" distL="0" distR="0" simplePos="0" relativeHeight="1" behindDoc="1" locked="0" layoutInCell="1" allowOverlap="1">
+            <wp:simplePos x="0" y="0"/>
+            <wp:positionH relativeFrom="page">
+              <wp:posOffset>0</wp:posOffset>
+            </wp:positionH>
+            <wp:positionV relativeFrom="page">
+              <wp:posOffset>0</wp:posOffset>
+            </wp:positionV>
+            <wp:extent cx="7560310" cy="10692130"/>
+            <wp:effectExtent l="0" t="0" r="0" b="0"/>
+            <wp:wrapNone/>
+            <wp:docPr id="1" name="Picture 1"/>
+            <wp:cNvGraphicFramePr xmlns:a="http://schemas.openxmlformats.org/drawingml/2006/main">
+              <a:graphicFrameLocks noChangeAspect="1"/>
+            </wp:cNvGraphicFramePr>
+            <a:graphic xmlns:a="http://schemas.openxmlformats.org/drawingml/2006/main" xmlns:pic="http://schemas.openxmlformats.org/drawingml/2006/picture">
+              <a:graphicData uri="http://schemas.openxmlformats.org/drawingml/2006/picture">
+                <pic:pic>
+                  <pic:nvPicPr>
+                    <pic:cNvPr id="0" name="sow-completion-register.png"/>
+                    <pic:cNvPicPr/>
+                  </pic:nvPicPr>
+                  <pic:blipFill>
+                    <a:blip r:embed="rId9"/>
+                    <a:stretch>
+                      <a:fillRect/>
+                    </a:stretch>
+                  </pic:blipFill>
+                  <pic:spPr>
+                    <a:xfrm>
+                      <a:off x="0" y="0"/>
+                      <a:ext cx="7560310" cy="10692130"/>
+                    </a:xfrm>
+                    <a:prstGeom prst="rect"/>
+                  </pic:spPr>
+                </pic:pic>
+              </a:graphicData>
+            </a:graphic>
+          </wp:anchor>
+        </w:drawing>
+        <w:br w:type="page"/>
+      </w:r>
+    </w:p>
     <w:p>
       <w:pPr>
         <w:spacing w:after="20"/>
@@ -453,6 +499,7 @@
     <w:p>
       <w:pPr>
         <w:pStyle w:val="Heading1"/>
+        <w:pageBreakBefore/>
         <w:pBdr>
           <w:bottom w:val="single" w:color="008490" w:sz="6" w:space="4"/>
         </w:pBdr>
@@ -4593,6 +4640,7 @@
     <w:p>
       <w:pPr>
         <w:pStyle w:val="Heading1"/>
+        <w:pageBreakBefore/>
         <w:pBdr>
           <w:bottom w:val="single" w:color="008490" w:sz="6" w:space="4"/>
         </w:pBdr>
@@ -4747,6 +4795,7 @@
     <w:p>
       <w:pPr>
         <w:pStyle w:val="Heading1"/>
+        <w:pageBreakBefore/>
         <w:pBdr>
           <w:bottom w:val="single" w:color="008490" w:sz="6" w:space="4"/>
         </w:pBdr>
@@ -4942,6 +4991,7 @@
     <w:p>
       <w:pPr>
         <w:pStyle w:val="Heading1"/>
+        <w:pageBreakBefore/>
         <w:pBdr>
           <w:bottom w:val="single" w:color="008490" w:sz="6" w:space="4"/>
         </w:pBdr>
@@ -5912,6 +5962,7 @@
     <w:p>
       <w:pPr>
         <w:pStyle w:val="Heading1"/>
+        <w:pageBreakBefore/>
         <w:pBdr>
           <w:bottom w:val="single" w:color="008490" w:sz="6" w:space="4"/>
         </w:pBdr>
@@ -6130,6 +6181,7 @@
     <w:p>
       <w:pPr>
         <w:pStyle w:val="Heading1"/>
+        <w:pageBreakBefore/>
         <w:pBdr>
           <w:bottom w:val="single" w:color="008490" w:sz="6" w:space="4"/>
         </w:pBdr>
@@ -6377,6 +6429,7 @@
       <w:pgSz w:w="11906" w:h="16838" w:orient="portrait"/>
       <w:pgMar w:top="1300" w:right="1440" w:bottom="1300" w:left="1440" w:header="708" w:footer="708" w:gutter="0"/>
       <w:pgNumType/>
+      <w:titlePg/>
       <w:docGrid w:linePitch="360"/>
     </w:sectPr>
   </w:body>
